--- a/酒店发电车保障配置方案情况汇报.docx
+++ b/酒店发电车保障配置方案情况汇报.docx
@@ -82,81 +82,97 @@
     </w:p>
     <w:p>
       <w:pPr>
-        <w:spacing w:after="0" w:before="0" w:line="560" w:lineRule="exact"/>
-        <w:ind w:firstLine="640"/>
+        <w:spacing w:after="0" w:before="0" w:line="480" w:lineRule="exact"/>
+        <w:ind w:firstLine="560"/>
         <w:jc w:val="both"/>
       </w:pPr>
       <w:r>
         <w:rPr>
           <w:rFonts w:ascii="Times New Roman" w:eastAsia="仿宋" w:hAnsi="Times New Roman"/>
-          <w:sz w:val="32"/>
-          <w:szCs w:val="32"/>
-        </w:rPr>
-        <w:t xml:space="preserve">本次保障范围共14家酒店。13家具备发电车接入条件，其中4号酒店无法带电接入，接入前停电约90分钟；其余12家约30分钟。14号酒店因配电房楼层过高，不具备接入条件，两种方案均未配置。</w:t>
-      </w:r>
-    </w:p>
-    <w:p>
-      <w:pPr>
-        <w:spacing w:after="0" w:before="0" w:line="560" w:lineRule="exact"/>
-        <w:ind w:firstLine="640"/>
+          <w:sz w:val="28"/>
+          <w:szCs w:val="28"/>
+        </w:rPr>
+        <w:t xml:space="preserve">本次保障共14家酒店，13家可接入发电车。4号酒店无法带电接入，接入前停电约90分钟；其余12家约30分钟。14号酒店因配电房楼层过高，两种方案均未配置。能否达标，首先取决于酒店定级和现有市电条件，而非发电车数量。</w:t>
+      </w:r>
+    </w:p>
+    <w:p>
+      <w:pPr>
+        <w:spacing w:after="0" w:before="0" w:line="480" w:lineRule="exact"/>
+        <w:ind w:firstLine="560"/>
         <w:jc w:val="both"/>
       </w:pPr>
       <w:r>
         <w:rPr>
           <w:rFonts w:ascii="Times New Roman" w:eastAsia="仿宋" w:hAnsi="Times New Roman"/>
-          <w:sz w:val="32"/>
-          <w:szCs w:val="32"/>
-        </w:rPr>
-        <w:t xml:space="preserve">方案一为一店一车，共13台，询价合计约100.21万元。供电关系清晰，单台故障不影响其他酒店，操作和应急相对简单；但车辆需求量大，停车、电缆通道和交通组织压力较大，总费用较高。</w:t>
-      </w:r>
-    </w:p>
-    <w:p>
-      <w:pPr>
-        <w:spacing w:after="0" w:before="0" w:line="560" w:lineRule="exact"/>
-        <w:ind w:firstLine="640"/>
+          <w:sz w:val="28"/>
+          <w:szCs w:val="28"/>
+        </w:rPr>
+        <w:t xml:space="preserve">按GB/T 29328—2018，重要电力用户分特级、一级、二级和临时性：特级多电源，一级至少双电源，二级至少双回路；临时性可用临时线路或移动发电。所有重要用户均应配自备应急电源，容量满足全部保安负荷并具备外部接入条件，切换时间满足允许停电时间。</w:t>
+      </w:r>
+    </w:p>
+    <w:p>
+      <w:pPr>
+        <w:spacing w:after="0" w:before="0" w:line="480" w:lineRule="exact"/>
+        <w:ind w:firstLine="560"/>
         <w:jc w:val="both"/>
       </w:pPr>
       <w:r>
         <w:rPr>
           <w:rFonts w:ascii="Times New Roman" w:eastAsia="仿宋" w:hAnsi="Times New Roman"/>
-          <w:sz w:val="32"/>
-          <w:szCs w:val="32"/>
-        </w:rPr>
-        <w:t xml:space="preserve">方案二为分组配置，共9台，询价合计约90.51万元。8、9、11、13号酒店不单独配车，由相邻组兼顾。该方案减少4台车，费用降低约9.70万元，降幅约9.7%；但单台容量增大，单台均价由约7.71万元升至约10.06万元，一车多店会扩大单台故障影响范围，对容量、电缆、切换和现场组织要求更高。</w:t>
-      </w:r>
-    </w:p>
-    <w:p>
-      <w:pPr>
-        <w:spacing w:after="0" w:before="0" w:line="560" w:lineRule="exact"/>
-        <w:ind w:firstLine="640"/>
+          <w:sz w:val="28"/>
+          <w:szCs w:val="28"/>
+        </w:rPr>
+        <w:t xml:space="preserve">方案一为一店一车，共13台，询价合计约100.21万元。一店一车，供电关系清晰，便于逐店满足应急电源容量和外部接入要求；但车辆多，停车、电缆通道和交通组织压力大，总费用高。对临时性用户较易达标；对一级、二级用户，仍须以其原有双电源或双回路市电为前提，发电车不能替代正常供电电源。</w:t>
+      </w:r>
+    </w:p>
+    <w:p>
+      <w:pPr>
+        <w:spacing w:after="0" w:before="0" w:line="480" w:lineRule="exact"/>
+        <w:ind w:firstLine="560"/>
         <w:jc w:val="both"/>
       </w:pPr>
       <w:r>
         <w:rPr>
           <w:rFonts w:ascii="Times New Roman" w:eastAsia="仿宋" w:hAnsi="Times New Roman"/>
-          <w:sz w:val="32"/>
-          <w:szCs w:val="32"/>
-        </w:rPr>
-        <w:t xml:space="preserve">两种方案均未覆盖14号酒店，需另行研究替代措施；4号酒店停电时间较长，应单独制定快速接入方案；其余酒店30分钟接入偏紧，建议提前就位、预敷电缆并配置UPS或储能托底。方案二还需逐组复核负荷容量、现场条件和切换可靠性。最终配置需结合保电等级、负荷允许停电时间和现场条件确定，费用以招标或合同价为准。</w:t>
-      </w:r>
-    </w:p>
-    <w:p>
-      <w:pPr>
-        <w:spacing w:after="0" w:before="480" w:line="560" w:lineRule="exact"/>
+          <w:sz w:val="28"/>
+          <w:szCs w:val="28"/>
+        </w:rPr>
+        <w:t xml:space="preserve">方案二为分组配置，共9台，询价合计约90.51万元；8、9、11、13号酒店不单独配车，由相邻组兼顾。该方案减少4台车，费用降低约9.70万元，降幅约9.7%；但单台容量和均价上升，一车多店会扩大单台故障影响，对容量、接线和切换要求更高。若各组均为临时性用户，组内总负荷不超过发电车容量且各店独立接入，该方案可以达标；若组内有一级、二级用户，或原有市电不满足双电源、双回路，仅靠分组发电车不能达标。</w:t>
+      </w:r>
+    </w:p>
+    <w:p>
+      <w:pPr>
+        <w:spacing w:after="0" w:before="0" w:line="480" w:lineRule="exact"/>
+        <w:ind w:firstLine="560"/>
+        <w:jc w:val="both"/>
+      </w:pPr>
+      <w:r>
+        <w:rPr>
+          <w:rFonts w:ascii="Times New Roman" w:eastAsia="仿宋" w:hAnsi="Times New Roman"/>
+          <w:sz w:val="28"/>
+          <w:szCs w:val="28"/>
+        </w:rPr>
+        <w:t xml:space="preserve">4号酒店停电90分钟且无法带电接入，对允许停电时间较短的重要负荷，仅靠发电车难以达标，应单独制定快速接入或UPS、储能托底方案；14号酒店两方案均未覆盖，需另行研究替代措施。其余酒店30分钟接入偏紧，应按GB/T 29328第6.2.4条逐店校验切换时间。总体看，方案一对临时性及一级、二级用户的应急保障更稳妥，方案二在临时性用户为主、分组条件具备时更具经济性；最终能否达标，取决于酒店定级、现有市电条件和负荷核算，费用以招标或合同价为准。</w:t>
+      </w:r>
+    </w:p>
+    <w:p>
+      <w:pPr>
+        <w:spacing w:after="0" w:before="360" w:line="480" w:lineRule="exact"/>
         <w:jc w:val="right"/>
       </w:pPr>
       <w:r>
         <w:rPr>
           <w:rFonts w:ascii="Times New Roman" w:eastAsia="仿宋" w:hAnsi="Times New Roman"/>
-          <w:sz w:val="32"/>
-          <w:szCs w:val="32"/>
+          <w:sz w:val="28"/>
+          <w:szCs w:val="28"/>
         </w:rPr>
         <w:t xml:space="preserve">2026年11月1日</w:t>
       </w:r>
     </w:p>
     <w:sectPr>
+      <w:footerReference w:type="default" r:id="rId6"/>
       <w:pgSz w:w="11906" w:h="16838" w:orient="portrait"/>
-      <w:pgMar w:top="1440" w:right="1440" w:bottom="1440" w:left="1440" w:header="708" w:footer="708" w:gutter="0"/>
+      <w:pgMar w:top="1200" w:right="1200" w:bottom="1200" w:left="1200" w:header="708" w:footer="708" w:gutter="0"/>
       <w:pgNumType/>
       <w:docGrid w:linePitch="360"/>
     </w:sectPr>
@@ -199,6 +215,58 @@
     </w:p>
   </w:endnote>
 </w:endnotes>
+</file>
+
+<file path=word/footer1.xml><?xml version="1.0" encoding="utf-8"?>
+<w:ftr xmlns:wpc="http://schemas.microsoft.com/office/word/2010/wordprocessingCanvas" xmlns:mc="http://schemas.openxmlformats.org/markup-compatibility/2006" xmlns:o="urn:schemas-microsoft-com:office:office" xmlns:r="http://schemas.openxmlformats.org/officeDocument/2006/relationships" xmlns:m="http://schemas.openxmlformats.org/officeDocument/2006/math" xmlns:v="urn:schemas-microsoft-com:vml" xmlns:wp14="http://schemas.microsoft.com/office/word/2010/wordprocessingDrawing" xmlns:wp="http://schemas.openxmlformats.org/drawingml/2006/wordprocessingDrawing" xmlns:w10="urn:schemas-microsoft-com:office:word" xmlns:w="http://schemas.openxmlformats.org/wordprocessingml/2006/main" xmlns:w14="http://schemas.microsoft.com/office/word/2010/wordml" xmlns:w15="http://schemas.microsoft.com/office/word/2012/wordml" xmlns:wpg="http://schemas.microsoft.com/office/word/2010/wordprocessingGroup" xmlns:wpi="http://schemas.microsoft.com/office/word/2010/wordprocessingInk" xmlns:wne="http://schemas.microsoft.com/office/word/2006/wordml" xmlns:wps="http://schemas.microsoft.com/office/word/2010/wordprocessingShape">
+  <w:p>
+    <w:pPr>
+      <w:jc w:val="center"/>
+    </w:pPr>
+    <w:r>
+      <w:rPr>
+        <w:sz w:val="28"/>
+        <w:szCs w:val="28"/>
+      </w:rPr>
+      <w:t xml:space="preserve">— </w:t>
+    </w:r>
+    <w:r>
+      <w:rPr>
+        <w:sz w:val="28"/>
+        <w:szCs w:val="28"/>
+      </w:rPr>
+      <w:fldChar w:fldCharType="begin"/>
+    </w:r>
+    <w:r>
+      <w:rPr>
+        <w:sz w:val="28"/>
+        <w:szCs w:val="28"/>
+      </w:rPr>
+      <w:instrText xml:space="preserve">PAGE</w:instrText>
+    </w:r>
+    <w:r>
+      <w:rPr>
+        <w:sz w:val="28"/>
+        <w:szCs w:val="28"/>
+      </w:rPr>
+      <w:fldChar w:fldCharType="separate"/>
+    </w:r>
+    <w:r>
+      <w:rPr>
+        <w:sz w:val="28"/>
+        <w:szCs w:val="28"/>
+      </w:rPr>
+      <w:fldChar w:fldCharType="end"/>
+    </w:r>
+    <w:r>
+      <w:rPr>
+        <w:sz w:val="28"/>
+        <w:szCs w:val="28"/>
+      </w:rPr>
+      <w:t xml:space="preserve"> —</w:t>
+    </w:r>
+  </w:p>
+</w:ftr>
 </file>
 
 <file path=word/footnotes.xml><?xml version="1.0" encoding="utf-8"?>
@@ -339,8 +407,8 @@
     <w:rPrDefault>
       <w:rPr>
         <w:rFonts w:ascii="Times New Roman" w:eastAsia="仿宋" w:hAnsi="Times New Roman"/>
-        <w:sz w:val="32"/>
-        <w:szCs w:val="32"/>
+        <w:sz w:val="28"/>
+        <w:szCs w:val="28"/>
       </w:rPr>
     </w:rPrDefault>
     <w:pPrDefault/>
@@ -497,7 +565,7 @@
     <w:unhideWhenUsed/>
     <w:pPr>
       <w:spacing w:after="100"/>
-      <w:ind w:left="320"/>
+      <w:ind w:left="280"/>
     </w:pPr>
   </w:style>
   <w:style w:type="paragraph" w:styleId="TOC3">
@@ -509,7 +577,7 @@
     <w:unhideWhenUsed/>
     <w:pPr>
       <w:spacing w:after="100"/>
-      <w:ind w:left="640"/>
+      <w:ind w:left="560"/>
     </w:pPr>
   </w:style>
   <w:style w:type="paragraph" w:styleId="TOC4">
@@ -521,7 +589,7 @@
     <w:unhideWhenUsed/>
     <w:pPr>
       <w:spacing w:after="100"/>
-      <w:ind w:left="960"/>
+      <w:ind w:left="840"/>
     </w:pPr>
   </w:style>
   <w:style w:type="paragraph" w:styleId="TOC5">
@@ -533,7 +601,7 @@
     <w:unhideWhenUsed/>
     <w:pPr>
       <w:spacing w:after="100"/>
-      <w:ind w:left="1280"/>
+      <w:ind w:left="1120"/>
     </w:pPr>
   </w:style>
   <w:style w:type="paragraph" w:styleId="TOC6">
@@ -545,7 +613,7 @@
     <w:unhideWhenUsed/>
     <w:pPr>
       <w:spacing w:after="100"/>
-      <w:ind w:left="1600"/>
+      <w:ind w:left="1400"/>
     </w:pPr>
   </w:style>
   <w:style w:type="paragraph" w:styleId="TOC7">
@@ -557,7 +625,7 @@
     <w:unhideWhenUsed/>
     <w:pPr>
       <w:spacing w:after="100"/>
-      <w:ind w:left="1920"/>
+      <w:ind w:left="1680"/>
     </w:pPr>
   </w:style>
   <w:style w:type="paragraph" w:styleId="TOC8">
@@ -569,7 +637,7 @@
     <w:unhideWhenUsed/>
     <w:pPr>
       <w:spacing w:after="100"/>
-      <w:ind w:left="2240"/>
+      <w:ind w:left="1960"/>
     </w:pPr>
   </w:style>
   <w:style w:type="paragraph" w:styleId="TOC9">
@@ -581,7 +649,7 @@
     <w:unhideWhenUsed/>
     <w:pPr>
       <w:spacing w:after="100"/>
-      <w:ind w:left="2560"/>
+      <w:ind w:left="2240"/>
     </w:pPr>
   </w:style>
   <w:style w:type="character" w:styleId="Hyperlink">

--- a/酒店发电车保障配置方案情况汇报.docx
+++ b/酒店发电车保障配置方案情况汇报.docx
@@ -82,6 +82,22 @@
     </w:p>
     <w:p>
       <w:pPr>
+        <w:keepNext/>
+        <w:spacing w:after="60" w:before="120" w:line="480" w:lineRule="exact"/>
+      </w:pPr>
+      <w:r>
+        <w:rPr>
+          <w:rFonts w:ascii="Times New Roman" w:eastAsia="黑体" w:hAnsi="Times New Roman"/>
+          <w:b/>
+          <w:bCs/>
+          <w:sz w:val="28"/>
+          <w:szCs w:val="28"/>
+        </w:rPr>
+        <w:t xml:space="preserve">一、基本情况</w:t>
+      </w:r>
+    </w:p>
+    <w:p>
+      <w:pPr>
         <w:spacing w:after="0" w:before="0" w:line="480" w:lineRule="exact"/>
         <w:ind w:firstLine="560"/>
         <w:jc w:val="both"/>
@@ -92,7 +108,23 @@
           <w:sz w:val="28"/>
           <w:szCs w:val="28"/>
         </w:rPr>
-        <w:t xml:space="preserve">本次保障共14家酒店，13家可接入发电车。4号酒店无法带电接入，接入前停电约90分钟；其余12家约30分钟。14号酒店因配电房楼层过高，两种方案均未配置。能否达标，首先取决于酒店定级和现有市电条件，而非发电车数量。</w:t>
+        <w:t xml:space="preserve">本次保障共14家酒店，13家可接入发电车。4号酒店无法带电接入，接入前停电约90分钟；其余12家约30分钟。14号酒店因配电房楼层过高，不具备接入条件，两种方案均未配置。发电车属于应急电源，不能替代正常供电电源；能否达标，首先取决于酒店在GB/T 29328—2018中的等级和现有市电条件，而非发电车数量。</w:t>
+      </w:r>
+    </w:p>
+    <w:p>
+      <w:pPr>
+        <w:keepNext/>
+        <w:spacing w:after="60" w:before="120" w:line="480" w:lineRule="exact"/>
+      </w:pPr>
+      <w:r>
+        <w:rPr>
+          <w:rFonts w:ascii="Times New Roman" w:eastAsia="黑体" w:hAnsi="Times New Roman"/>
+          <w:b/>
+          <w:bCs/>
+          <w:sz w:val="28"/>
+          <w:szCs w:val="28"/>
+        </w:rPr>
+        <w:t xml:space="preserve">二、GB/T 29328—2018的分级与达标条件</w:t>
       </w:r>
     </w:p>
     <w:p>
@@ -107,7 +139,23 @@
           <w:sz w:val="28"/>
           <w:szCs w:val="28"/>
         </w:rPr>
-        <w:t xml:space="preserve">按GB/T 29328—2018，重要电力用户分特级、一级、二级和临时性：特级多电源，一级至少双电源，二级至少双回路；临时性可用临时线路或移动发电。所有重要用户均应配自备应急电源，容量满足全部保安负荷并具备外部接入条件，切换时间满足允许停电时间。</w:t>
+        <w:t xml:space="preserve">按GB/T 29328—2018，重要电力用户分为特级、一级、二级和临时性：特级多电源，一级至少双电源，二级至少双回路；临时性可用临时线路或移动发电。所有重要用户均应配自备应急电源，容量满足全部保安负荷并具备外部接入条件，切换时间满足允许停电时间。发电车可作为临时性用户的供电电源或各类用户的应急电源，但不能替代一级、二级的双电源、双回路和特级的多电源。</w:t>
+      </w:r>
+    </w:p>
+    <w:p>
+      <w:pPr>
+        <w:keepNext/>
+        <w:spacing w:after="60" w:before="120" w:line="480" w:lineRule="exact"/>
+      </w:pPr>
+      <w:r>
+        <w:rPr>
+          <w:rFonts w:ascii="Times New Roman" w:eastAsia="黑体" w:hAnsi="Times New Roman"/>
+          <w:b/>
+          <w:bCs/>
+          <w:sz w:val="28"/>
+          <w:szCs w:val="28"/>
+        </w:rPr>
+        <w:t xml:space="preserve">三、方案一分析</w:t>
       </w:r>
     </w:p>
     <w:p>
@@ -122,7 +170,23 @@
           <w:sz w:val="28"/>
           <w:szCs w:val="28"/>
         </w:rPr>
-        <w:t xml:space="preserve">方案一为一店一车，共13台，询价合计约100.21万元。一店一车，供电关系清晰，便于逐店满足应急电源容量和外部接入要求；但车辆多，停车、电缆通道和交通组织压力大，总费用高。对临时性用户较易达标；对一级、二级用户，仍须以其原有双电源或双回路市电为前提，发电车不能替代正常供电电源。</w:t>
+        <w:t xml:space="preserve">方案一为一店一车，共13台，询价合计约100.21万元。其供电关系清晰，单台故障不影响其他酒店，便于逐店核对应急电源容量、外部接入和切换条件，操作和应急处置相对简单。不足是车辆需求量大，13台车分别进入酒店周边，停车、电缆通道和交通组织压力大，容易影响周边居民、商户和道路通行，带来舆情风险；车辆、驾驶员和运维人员投入多，总费用较高。达标方面，临时性用户且单台容量、接入和切换满足要求时较易达标；一级、二级用户仍须以原有双电源或双回路市电为前提，发电车不能替代正常供电电源。</w:t>
+      </w:r>
+    </w:p>
+    <w:p>
+      <w:pPr>
+        <w:keepNext/>
+        <w:spacing w:after="60" w:before="120" w:line="480" w:lineRule="exact"/>
+      </w:pPr>
+      <w:r>
+        <w:rPr>
+          <w:rFonts w:ascii="Times New Roman" w:eastAsia="黑体" w:hAnsi="Times New Roman"/>
+          <w:b/>
+          <w:bCs/>
+          <w:sz w:val="28"/>
+          <w:szCs w:val="28"/>
+        </w:rPr>
+        <w:t xml:space="preserve">四、方案二分析</w:t>
       </w:r>
     </w:p>
     <w:p>
@@ -137,7 +201,23 @@
           <w:sz w:val="28"/>
           <w:szCs w:val="28"/>
         </w:rPr>
-        <w:t xml:space="preserve">方案二为分组配置，共9台，询价合计约90.51万元；8、9、11、13号酒店不单独配车，由相邻组兼顾。该方案减少4台车，费用降低约9.70万元，降幅约9.7%；但单台容量和均价上升，一车多店会扩大单台故障影响，对容量、接线和切换要求更高。若各组均为临时性用户，组内总负荷不超过发电车容量且各店独立接入，该方案可以达标；若组内有一级、二级用户，或原有市电不满足双电源、双回路，仅靠分组发电车不能达标。</w:t>
+        <w:t xml:space="preserve">方案二为结合场地情况分组配置，共9台，询价合计约90.51万元；8、9、11、13号酒店不单独配车，由相邻组兼顾。该方案减少4台车，费用降低约9.70万元，降幅约9.7%；但单台容量增大，单台均价由约7.71万元升至约10.06万元。分组除降低费用外，更考虑周边片区停车难、道路狭窄、交通压力大：减少车辆和进出频次，可降低停车占道、电缆敷设和调度对交通的影响，减少对居民商户干扰，降低占道、噪音、通行不便引发的舆情风险。风险是一车多店会扩大单台故障影响，必须逐组核对总负荷不超过发电车容量，各酒店独立接入、隔离和切换，电缆长度、电压降、同时带载和现场组织满足要求。达标方面，若各组均为临时性用户且上述条件满足，可以达标；若组内有一级、二级用户，或原有市电不满足双电源、双回路，仅靠分组发电车不能达标。</w:t>
+      </w:r>
+    </w:p>
+    <w:p>
+      <w:pPr>
+        <w:keepNext/>
+        <w:spacing w:after="60" w:before="120" w:line="480" w:lineRule="exact"/>
+      </w:pPr>
+      <w:r>
+        <w:rPr>
+          <w:rFonts w:ascii="Times New Roman" w:eastAsia="黑体" w:hAnsi="Times New Roman"/>
+          <w:b/>
+          <w:bCs/>
+          <w:sz w:val="28"/>
+          <w:szCs w:val="28"/>
+        </w:rPr>
+        <w:t xml:space="preserve">五、达标判断</w:t>
       </w:r>
     </w:p>
     <w:p>
@@ -152,7 +232,38 @@
           <w:sz w:val="28"/>
           <w:szCs w:val="28"/>
         </w:rPr>
-        <w:t xml:space="preserve">4号酒店停电90分钟且无法带电接入，对允许停电时间较短的重要负荷，仅靠发电车难以达标，应单独制定快速接入或UPS、储能托底方案；14号酒店两方案均未覆盖，需另行研究替代措施。其余酒店30分钟接入偏紧，应按GB/T 29328第6.2.4条逐店校验切换时间。总体看，方案一对临时性及一级、二级用户的应急保障更稳妥，方案二在临时性用户为主、分组条件具备时更具经济性；最终能否达标，取决于酒店定级、现有市电条件和负荷核算，费用以招标或合同价为准。</w:t>
+        <w:t xml:space="preserve">综合看，临时性用户两方案均有可能达标，方案一逐店配置更易核对，方案二须以分组校验为前提；二级用户必须已有双回路市电，发电车只能作应急电源，原有市电不满足则两方案均不能达标；一级用户必须已有双电源，特级用户必须已有多电源，发电车均不能替代，两方案只能作为应急保障层。4号酒店停电90分钟且无法带电接入，对允许停电时间较短的重要负荷，仅靠发电车难以达标，应单独制定快速接入或UPS、储能托底方案；14号酒店两方案均未覆盖，需另行研究替代措施；其余酒店30分钟接入偏紧，应按GB/T 29328第6.2.4条逐店校验切换时间。</w:t>
+      </w:r>
+    </w:p>
+    <w:p>
+      <w:pPr>
+        <w:keepNext/>
+        <w:spacing w:after="60" w:before="120" w:line="480" w:lineRule="exact"/>
+      </w:pPr>
+      <w:r>
+        <w:rPr>
+          <w:rFonts w:ascii="Times New Roman" w:eastAsia="黑体" w:hAnsi="Times New Roman"/>
+          <w:b/>
+          <w:bCs/>
+          <w:sz w:val="28"/>
+          <w:szCs w:val="28"/>
+        </w:rPr>
+        <w:t xml:space="preserve">六、有关建议</w:t>
+      </w:r>
+    </w:p>
+    <w:p>
+      <w:pPr>
+        <w:spacing w:after="0" w:before="0" w:line="480" w:lineRule="exact"/>
+        <w:ind w:firstLine="560"/>
+        <w:jc w:val="both"/>
+      </w:pPr>
+      <w:r>
+        <w:rPr>
+          <w:rFonts w:ascii="Times New Roman" w:eastAsia="仿宋" w:hAnsi="Times New Roman"/>
+          <w:sz w:val="28"/>
+          <w:szCs w:val="28"/>
+        </w:rPr>
+        <w:t xml:space="preserve">建议先由政府和供电企业确认酒店等级及现有市电条件，再逐店梳理保安负荷、允许停电时间和配电房条件。一级、二级酒店应先落实双电源、双回路；不具备的，研究第二路市电或临时线路，发电车只作应急补充。临时性酒店可比较两方案，方案二须逐组核算容量、电缆、电压降和独立切换，并制定单台故障后的转供预案。4号、14号酒店单独制定替代方案。所有接入应提前就位、预敷电缆、完成试发核相；30分钟接入偏紧的，配置UPS或储能托底。交通和舆情方面，提前与交警、街道、周边物业沟通，明确停车位置、电缆路径、进出时段和降噪措施；分组方案虽减少车辆，但仍需集中停车和统一调度，避免二次占道。最终配置和费用以现场勘察、负荷核算及招标或合同价为准。</w:t>
       </w:r>
     </w:p>
     <w:p>
